--- a/notes/example_ReadMe_2.docx
+++ b/notes/example_ReadMe_2.docx
@@ -29,12 +29,14 @@
           <w:lang w:val="en-US"/>
         </w:rPr>
       </w:pPr>
+      <w:proofErr w:type="spellStart"/>
       <w:r>
         <w:rPr>
           <w:lang w:val="en-US"/>
         </w:rPr>
         <w:t>Masterarbeit</w:t>
       </w:r>
+      <w:proofErr w:type="spellEnd"/>
       <w:r>
         <w:rPr>
           <w:lang w:val="en-US"/>
@@ -282,7 +284,21 @@
         <w:rPr>
           <w:lang w:val="en-US"/>
         </w:rPr>
-        <w:t xml:space="preserve"> to start learn more about the project</w:t>
+        <w:t xml:space="preserve"> to start </w:t>
+      </w:r>
+      <w:proofErr w:type="gramStart"/>
+      <w:r>
+        <w:rPr>
+          <w:lang w:val="en-US"/>
+        </w:rPr>
+        <w:t>learn</w:t>
+      </w:r>
+      <w:proofErr w:type="gramEnd"/>
+      <w:r>
+        <w:rPr>
+          <w:lang w:val="en-US"/>
+        </w:rPr>
+        <w:t xml:space="preserve"> more about the project</w:t>
       </w:r>
     </w:p>
     <w:p>
@@ -308,7 +324,21 @@
           <w:lang w:val="en-US"/>
         </w:rPr>
         <w:br/>
-        <w:t>##  Tech Stack</w:t>
+        <w:t>#</w:t>
+      </w:r>
+      <w:proofErr w:type="gramStart"/>
+      <w:r>
+        <w:rPr>
+          <w:lang w:val="en-US"/>
+        </w:rPr>
+        <w:t>#  Tech</w:t>
+      </w:r>
+      <w:proofErr w:type="gramEnd"/>
+      <w:r>
+        <w:rPr>
+          <w:lang w:val="en-US"/>
+        </w:rPr>
+        <w:t xml:space="preserve"> Stack</w:t>
       </w:r>
       <w:r>
         <w:rPr>
@@ -368,13 +398,27 @@
           <w:lang w:val="en-US"/>
         </w:rPr>
         <w:br/>
-        <w:t xml:space="preserve">MIT License  </w:t>
-      </w:r>
-      <w:r>
-        <w:rPr>
-          <w:lang w:val="en-US"/>
-        </w:rPr>
-        <w:t xml:space="preserve">-&gt; </w:t>
+        <w:t xml:space="preserve">MIT </w:t>
+      </w:r>
+      <w:proofErr w:type="gramStart"/>
+      <w:r>
+        <w:rPr>
+          <w:lang w:val="en-US"/>
+        </w:rPr>
+        <w:t xml:space="preserve">License  </w:t>
+      </w:r>
+      <w:r>
+        <w:rPr>
+          <w:lang w:val="en-US"/>
+        </w:rPr>
+        <w:t>-</w:t>
+      </w:r>
+      <w:proofErr w:type="gramEnd"/>
+      <w:r>
+        <w:rPr>
+          <w:lang w:val="en-US"/>
+        </w:rPr>
+        <w:t xml:space="preserve">&gt; </w:t>
       </w:r>
       <w:r>
         <w:rPr>
@@ -388,6 +432,27 @@
         </w:rPr>
         <w:br/>
       </w:r>
+    </w:p>
+    <w:p>
+      <w:pPr>
+        <w:rPr>
+          <w:lang w:val="en-US"/>
+        </w:rPr>
+      </w:pPr>
+    </w:p>
+    <w:p>
+      <w:pPr>
+        <w:rPr>
+          <w:lang w:val="en-US"/>
+        </w:rPr>
+      </w:pPr>
+    </w:p>
+    <w:p>
+      <w:pPr>
+        <w:rPr>
+          <w:lang w:val="en-US"/>
+        </w:rPr>
+      </w:pPr>
     </w:p>
     <w:sectPr>
       <w:footerReference w:type="even" r:id="rId9"/>
